--- a/Diploma/dip4OOPS/prints/OOPs Lab Manual.docx
+++ b/Diploma/dip4OOPS/prints/OOPs Lab Manual.docx
@@ -83,13 +83,6 @@
                     <w:p>
                       <w:pPr>
                         <w:jc w:val="center"/>
-                        <w:rPr>
-                          <w:rFonts w:ascii="Calibri" w:eastAsia="Times New Roman" w:hAnsi="Calibri" w:cs="Times New Roman"/>
-                          <w:color w:val="000000"/>
-                          <w:sz w:val="56"/>
-                          <w:szCs w:val="56"/>
-                          <w:lang w:eastAsia="ar-SA"/>
-                        </w:rPr>
                       </w:pPr>
                       <w:r>
                         <w:rPr>
@@ -99,31 +92,8 @@
                           <w:szCs w:val="56"/>
                           <w:lang w:eastAsia="ar-SA"/>
                         </w:rPr>
-                        <w:t>(</w:t>
+                        <w:t>DI04000021</w:t>
                       </w:r>
-                      <w:r>
-                        <w:rPr>
-                          <w:rFonts w:cstheme="minorHAnsi"/>
-                          <w:sz w:val="56"/>
-                          <w:szCs w:val="56"/>
-                        </w:rPr>
-                        <w:t>3160707</w:t>
-                      </w:r>
-                      <w:r>
-                        <w:rPr>
-                          <w:rFonts w:ascii="Calibri" w:eastAsia="Times New Roman" w:hAnsi="Calibri" w:cs="Times New Roman"/>
-                          <w:color w:val="000000"/>
-                          <w:sz w:val="56"/>
-                          <w:szCs w:val="56"/>
-                          <w:lang w:eastAsia="ar-SA"/>
-                        </w:rPr>
-                        <w:t>)</w:t>
-                      </w:r>
-                    </w:p>
-                    <w:p>
-                      <w:pPr>
-                        <w:jc w:val="center"/>
-                      </w:pPr>
                     </w:p>
                     <w:p>
                       <w:pPr>
@@ -181,7 +151,17 @@
                           <w:szCs w:val="52"/>
                           <w:lang w:eastAsia="ar-SA"/>
                         </w:rPr>
-                        <w:t>B.E. Semester</w:t>
+                        <w:t>D</w:t>
+                      </w:r>
+                      <w:r>
+                        <w:rPr>
+                          <w:rFonts w:ascii="Calibri" w:eastAsia="Times New Roman" w:hAnsi="Calibri" w:cs="Times New Roman"/>
+                          <w:color w:val="000000"/>
+                          <w:sz w:val="52"/>
+                          <w:szCs w:val="52"/>
+                          <w:lang w:eastAsia="ar-SA"/>
+                        </w:rPr>
+                        <w:t>.E. Semester</w:t>
                       </w:r>
                       <w:r>
                         <w:rPr>
@@ -2557,6 +2537,7 @@
       <w:r>
         <w:rPr>
           <w:rFonts w:ascii="Times New Roman" w:eastAsiaTheme="minorEastAsia" w:hAnsi="Times New Roman" w:cs="Times New Roman"/>
+          <w:noProof/>
           <w:sz w:val="24"/>
           <w:szCs w:val="24"/>
         </w:rPr>
@@ -6330,6 +6311,7 @@
           <w:rFonts w:ascii="Times New Roman" w:hAnsi="Times New Roman" w:cs="Times New Roman"/>
           <w:b/>
           <w:iCs/>
+          <w:noProof/>
           <w:sz w:val="28"/>
           <w:szCs w:val="28"/>
           <w:lang w:val="en-IN"/>
@@ -6388,6 +6370,7 @@
           <w:rFonts w:ascii="Times New Roman" w:hAnsi="Times New Roman" w:cs="Times New Roman"/>
           <w:bCs/>
           <w:iCs/>
+          <w:noProof/>
           <w:sz w:val="28"/>
           <w:szCs w:val="28"/>
         </w:rPr>
@@ -11609,6 +11592,7 @@
           <w:rFonts w:ascii="Times New Roman" w:hAnsi="Times New Roman" w:cs="Times New Roman"/>
           <w:b/>
           <w:iCs/>
+          <w:noProof/>
           <w:sz w:val="28"/>
           <w:szCs w:val="28"/>
           <w:lang w:val="en-IN"/>
@@ -11681,6 +11665,7 @@
           <w:rFonts w:ascii="Times New Roman" w:hAnsi="Times New Roman" w:cs="Times New Roman"/>
           <w:b/>
           <w:i w:val="0"/>
+          <w:noProof/>
           <w:sz w:val="28"/>
           <w:szCs w:val="28"/>
         </w:rPr>
@@ -11739,6 +11724,7 @@
           <w:rFonts w:ascii="Times New Roman" w:hAnsi="Times New Roman" w:cs="Times New Roman"/>
           <w:b/>
           <w:i w:val="0"/>
+          <w:noProof/>
           <w:sz w:val="28"/>
           <w:szCs w:val="28"/>
         </w:rPr>
@@ -16532,6 +16518,7 @@
           <w:rFonts w:ascii="Times New Roman" w:hAnsi="Times New Roman" w:cs="Times New Roman"/>
           <w:b/>
           <w:i/>
+          <w:noProof/>
         </w:rPr>
         <w:drawing>
           <wp:inline distT="0" distB="0" distL="0" distR="0" wp14:anchorId="6D702B4C" wp14:editId="503E453C">
@@ -17660,25 +17647,7 @@
           <w:sz w:val="24"/>
           <w:szCs w:val="24"/>
         </w:rPr>
-        <w:t xml:space="preserve">(String </w:t>
-      </w:r>
-      <w:proofErr w:type="spellStart"/>
-      <w:r>
-        <w:rPr>
-          <w:rFonts w:ascii="Times New Roman" w:eastAsiaTheme="minorEastAsia" w:hAnsi="Times New Roman" w:cs="Times New Roman"/>
-          <w:sz w:val="24"/>
-          <w:szCs w:val="24"/>
-        </w:rPr>
-        <w:t>holderName</w:t>
-      </w:r>
-      <w:proofErr w:type="spellEnd"/>
-      <w:r>
-        <w:rPr>
-          <w:rFonts w:ascii="Times New Roman" w:eastAsiaTheme="minorEastAsia" w:hAnsi="Times New Roman" w:cs="Times New Roman"/>
-          <w:sz w:val="24"/>
-          <w:szCs w:val="24"/>
-        </w:rPr>
-        <w:t>) {</w:t>
+        <w:t>(String holderName) {</w:t>
       </w:r>
     </w:p>
     <w:p>
@@ -24776,6 +24745,7 @@
           <w:rFonts w:ascii="Times New Roman" w:hAnsi="Times New Roman" w:cs="Times New Roman"/>
           <w:b/>
           <w:i w:val="0"/>
+          <w:noProof/>
           <w:sz w:val="28"/>
           <w:szCs w:val="28"/>
         </w:rPr>
@@ -24847,6 +24817,7 @@
           <w:rFonts w:ascii="Times New Roman" w:hAnsi="Times New Roman" w:cs="Times New Roman"/>
           <w:b/>
           <w:i w:val="0"/>
+          <w:noProof/>
           <w:sz w:val="28"/>
           <w:szCs w:val="28"/>
         </w:rPr>
@@ -25995,6 +25966,7 @@
         <w:rPr>
           <w:rFonts w:ascii="Times New Roman" w:eastAsiaTheme="minorEastAsia" w:hAnsi="Times New Roman" w:cs="Times New Roman"/>
           <w:b/>
+          <w:noProof/>
           <w:sz w:val="24"/>
           <w:szCs w:val="24"/>
         </w:rPr>
@@ -28778,6 +28750,7 @@
         <w:rPr>
           <w:rFonts w:ascii="Times New Roman" w:hAnsi="Times New Roman" w:cs="Times New Roman"/>
           <w:b/>
+          <w:noProof/>
           <w:sz w:val="24"/>
           <w:szCs w:val="24"/>
         </w:rPr>
@@ -33012,6 +32985,7 @@
         <w:rPr>
           <w:rFonts w:ascii="Times New Roman" w:hAnsi="Times New Roman" w:cs="Times New Roman"/>
           <w:b/>
+          <w:noProof/>
           <w:sz w:val="24"/>
           <w:szCs w:val="24"/>
           <w:u w:val="single"/>
@@ -35244,6 +35218,7 @@
       <w:r>
         <w:rPr>
           <w:rFonts w:ascii="Times New Roman" w:hAnsi="Times New Roman" w:cs="Times New Roman"/>
+          <w:noProof/>
           <w:color w:val="000000"/>
           <w:sz w:val="24"/>
           <w:szCs w:val="24"/>
@@ -37294,6 +37269,7 @@
         <w:rPr>
           <w:rFonts w:ascii="Times New Roman" w:hAnsi="Times New Roman" w:cs="Times New Roman"/>
           <w:b/>
+          <w:noProof/>
           <w:color w:val="000000" w:themeColor="text1"/>
           <w:spacing w:val="-2"/>
           <w:w w:val="105"/>
@@ -38632,6 +38608,7 @@
       <w:r>
         <w:rPr>
           <w:rFonts w:ascii="Times New Roman" w:hAnsi="Times New Roman" w:cs="Times New Roman"/>
+          <w:noProof/>
           <w:color w:val="000000" w:themeColor="text1"/>
           <w:spacing w:val="-2"/>
           <w:sz w:val="22"/>
@@ -40112,6 +40089,7 @@
       <w:r>
         <w:rPr>
           <w:rFonts w:ascii="Times New Roman" w:hAnsi="Times New Roman" w:cs="Times New Roman"/>
+          <w:noProof/>
           <w:color w:val="000000"/>
           <w:sz w:val="24"/>
           <w:szCs w:val="24"/>
@@ -42425,6 +42403,7 @@
         <w:rPr>
           <w:rFonts w:ascii="Times New Roman" w:eastAsiaTheme="minorHAnsi" w:hAnsi="Times New Roman" w:cs="Times New Roman"/>
           <w:bCs/>
+          <w:noProof/>
           <w:spacing w:val="-2"/>
           <w:w w:val="105"/>
         </w:rPr>
@@ -43797,6 +43776,7 @@
         <w:rPr>
           <w:rFonts w:ascii="Times New Roman" w:eastAsia="Times New Roman" w:hAnsi="Times New Roman" w:cs="Times New Roman"/>
           <w:b w:val="0"/>
+          <w:noProof/>
           <w:color w:val="auto"/>
           <w:sz w:val="20"/>
           <w:szCs w:val="22"/>
@@ -50444,7 +50424,6 @@
   <w:style w:type="character" w:default="1" w:styleId="DefaultParagraphFont">
     <w:name w:val="Default Paragraph Font"/>
     <w:uiPriority w:val="1"/>
-    <w:semiHidden/>
     <w:unhideWhenUsed/>
   </w:style>
   <w:style w:type="table" w:default="1" w:styleId="TableNormal">
